--- a/AirNote_02_产品需求文档_AI执行版_v0.3.docx
+++ b/AirNote_02_产品需求文档_AI执行版_v0.3.docx
@@ -17100,6 +17100,184 @@
       </w:pPr>
       <w:r>
         <w:t>Figma原型中的演示历史、假图片导出、无确认清空、无确认导入和独立数据模型不得替换现有实现。</w:t>
+      </w:r>
+    </w:p>
+    <w:p>
+      <w:pPr>
+        <w:pStyle w:val="Heading1"/>
+      </w:pPr>
+      <w:r>
+        <w:t>13. 2026年7月28日已批准需求补充</w:t>
+      </w:r>
+    </w:p>
+    <w:p>
+      <w:pPr/>
+      <w:r>
+        <w:t>本节由产品负责人于2026年7月28日明确批准，覆盖CARD-02中“拖动卡片标题区”和“至少保留24px可见”的旧限制，并补充VIEW-01、SELECT-01、UI-01与UI-02的可执行验收。</w:t>
+      </w:r>
+    </w:p>
+    <w:p>
+      <w:pPr>
+        <w:pStyle w:val="Heading2"/>
+      </w:pPr>
+      <w:r>
+        <w:t>VIEW-01｜单工作区无边界画布（v0.3修订）</w:t>
+      </w:r>
+    </w:p>
+    <w:p>
+      <w:pPr/>
+      <w:r>
+        <w:t>优先级：P0</w:t>
+      </w:r>
+    </w:p>
+    <w:p>
+      <w:pPr/>
+      <w:r>
+        <w:t>目标：在不引入多画布或完整白板能力的前提下，让用户在单一世界坐标工作区中自由平移、缩放、绘制和整理内容。</w:t>
+      </w:r>
+    </w:p>
+    <w:p>
+      <w:pPr/>
+      <w:r>
+        <w:t>主流程：缩放范围固定为25%—300%；平移工具可连续更新workspace.viewport.x/y且不施加可见边界钳制；Stroke、Card、Edge、选区和分组提示统一使用世界坐标并由当前viewport映射到屏幕。</w:t>
+      </w:r>
+    </w:p>
+    <w:p>
+      <w:pPr/>
+      <w:r>
+        <w:t>成功表现：视口移动后画布背景连续且不显示工作区边框；卡片与连接线可位于当前视口之外；返回相应世界位置后内容完整可见。</w:t>
+      </w:r>
+    </w:p>
+    <w:p>
+      <w:pPr/>
+      <w:r>
+        <w:t>失败与提示：zoom、viewport或对象位置出现NaN、Infinity等非有限值时拒绝保存或移动；缩放无效时回退100%。</w:t>
+      </w:r>
+    </w:p>
+    <w:p>
+      <w:pPr/>
+      <w:r>
+        <w:t>边界条件：无边界仅指单工作区的查看与对象位置不受可见区域限制；不新增多项目、多画布、自动整理、完整白板SDK或云端空间；平移和缩放不得改写Stroke.points。</w:t>
+      </w:r>
+    </w:p>
+    <w:p>
+      <w:pPr/>
+      <w:r>
+        <w:t>验收：25%、100%、300%下绘制点与指针一致；向任意方向连续平移不出现可见边框或钳制；任意倍率下卡片拖动、缩放、Edge端点、选区和分组提示不漂移；刷新后viewport和对象世界坐标保持一致。</w:t>
+      </w:r>
+    </w:p>
+    <w:p>
+      <w:pPr>
+        <w:pStyle w:val="Heading2"/>
+      </w:pPr>
+      <w:r>
+        <w:t>CARD-02｜整卡拖动与无边界位置（v0.3修订）</w:t>
+      </w:r>
+    </w:p>
+    <w:p>
+      <w:pPr/>
+      <w:r>
+        <w:t>优先级：P0</w:t>
+      </w:r>
+    </w:p>
+    <w:p>
+      <w:pPr/>
+      <w:r>
+        <w:t>触发：选择工具下，用户在卡片任意非交互区域按下并拖动；双击标题仍进入改名；输入框、文本域、按钮、链接和contenteditable区域不触发拖动。</w:t>
+      </w:r>
+    </w:p>
+    <w:p>
+      <w:pPr/>
+      <w:r>
+        <w:t>主流程：pointerdown记录一张或多张已选卡片的初始世界坐标，pointermove按当前zoom换算世界坐标增量并实时预览，pointerup提交一次MOVE_CARD或MOVE_CARDS命令。</w:t>
+      </w:r>
+    </w:p>
+    <w:p>
+      <w:pPr/>
+      <w:r>
+        <w:t>成功表现：用户无需命中顶部标题栏即可移动卡片；正文编辑、属性按钮、连接锚点和缩放柄仍可独立操作；连接线实时跟随。</w:t>
+      </w:r>
+    </w:p>
+    <w:p>
+      <w:pPr/>
+      <w:r>
+        <w:t>失败与提示：pointercancel恢复全部初始位置；坐标非有限时拒绝提交且不写入历史。</w:t>
+      </w:r>
+    </w:p>
+    <w:p>
+      <w:pPr/>
+      <w:r>
+        <w:t>边界条件：取消“至少保留24px可见”的位置限制，允许卡片完全移出当前视口；不提供手势拖卡片；卡片数据仍属于同一workspace，用户通过VIEW-01平移与缩放找回。</w:t>
+      </w:r>
+    </w:p>
+    <w:p>
+      <w:pPr/>
+      <w:r>
+        <w:t>验收：从标题、卡片留白和非交互内容表面均可拖动；从输入框、文本域、按钮和连接锚点开始操作时不误拖卡片；卡片可移动到视口四边之外；25%、100%、300%下位置增量准确；撤销/重做恢复完整位置。</w:t>
+      </w:r>
+    </w:p>
+    <w:p>
+      <w:pPr>
+        <w:pStyle w:val="Heading2"/>
+      </w:pPr>
+      <w:r>
+        <w:t>SELECT-01｜多选整卡拖动补充</w:t>
+      </w:r>
+    </w:p>
+    <w:p>
+      <w:pPr/>
+      <w:r>
+        <w:t>优先级：P0</w:t>
+      </w:r>
+    </w:p>
+    <w:p>
+      <w:pPr/>
+      <w:r>
+        <w:t>主流程：当一张已选卡片从任意非交互区域开始拖动时，所有已选卡片保持相对世界坐标整体移动，pointerup只产生一次MOVE_CARDS历史命令。</w:t>
+      </w:r>
+    </w:p>
+    <w:p>
+      <w:pPr/>
+      <w:r>
+        <w:t>验收：多卡片整体移动可跨出当前视口，不因可见边界改变相对位置；pointercancel、撤销和重做均完整恢复全部卡片。</w:t>
+      </w:r>
+    </w:p>
+    <w:p>
+      <w:pPr>
+        <w:pStyle w:val="Heading2"/>
+      </w:pPr>
+      <w:r>
+        <w:t>UI-01 / UI-02｜工具栏对齐与单键快捷键补充</w:t>
+      </w:r>
+    </w:p>
+    <w:p>
+      <w:pPr/>
+      <w:r>
+        <w:t>优先级：P0</w:t>
+      </w:r>
+    </w:p>
+    <w:p>
+      <w:pPr/>
+      <w:r>
+        <w:t>主流程：左侧工具按钮中的图标在固定点击区域内水平与垂直居中；V/P/E/H/R/L分别切换选择、画笔、整笔橡皮擦、平移、矩形框选和自由套索，T新建文字卡片；顶栏帮助入口重新打开6步新手引导。</w:t>
+      </w:r>
+    </w:p>
+    <w:p>
+      <w:pPr/>
+      <w:r>
+        <w:t>失败与提示：焦点位于input、textarea、select或contenteditable区域，或新手引导、摄像头确认、校准界面打开时，单键快捷键不执行工具切换或新建卡片。</w:t>
+      </w:r>
+    </w:p>
+    <w:p>
+      <w:pPr/>
+      <w:r>
+        <w:t>边界条件：快捷键不覆盖Ctrl/Cmd/Alt组合键，不自动请求摄像头，不写入项目JSON，不修改Stroke、Card或Edge。</w:t>
+      </w:r>
+    </w:p>
+    <w:p>
+      <w:pPr/>
+      <w:r>
+        <w:t>验收：所有左侧工具图标视觉居中且按钮可访问名称保持；非编辑状态下V/P/E/H/R/L/T按定义生效；文字输入和弹窗期间按相同字母不误触；帮助入口可重新打开新手引导。</w:t>
       </w:r>
     </w:p>
     <w:sectPr>
